--- a/08_Dimensionnement_Actionneur_Statique/11_MaxPID_08_Dimensionnemennt_Actionneur_Statique.docx
+++ b/08_Dimensionnement_Actionneur_Statique/11_MaxPID_08_Dimensionnemennt_Actionneur_Statique.docx
@@ -17,7 +17,10 @@
         <w:t>–</w:t>
       </w:r>
       <w:r>
-        <w:t xml:space="preserve"> 45</w:t>
+        <w:t xml:space="preserve"> </w:t>
+      </w:r>
+      <w:r>
+        <w:t>80</w:t>
       </w:r>
       <w:r>
         <w:t xml:space="preserve"> minutes</w:t>
@@ -447,7 +450,13 @@
               <w:rPr>
                 <w:lang w:eastAsia="fr-FR"/>
               </w:rPr>
-              <w:t xml:space="preserve">Réaliser un mouvement vertical dans les conditions suivantes : </w:t>
+              <w:t xml:space="preserve">Mesurer le courant moteur pour différentes positions angulaires du bras </w:t>
+            </w:r>
+            <w:r>
+              <w:rPr>
+                <w:lang w:eastAsia="fr-FR"/>
+              </w:rPr>
+              <w:t xml:space="preserve">dans les conditions suivantes : </w:t>
             </w:r>
           </w:p>
           <w:p>
@@ -508,13 +517,10 @@
               <w:t>Pour</w:t>
             </w:r>
             <w:r>
-              <w:t xml:space="preserve"> chacun des essais, relever le courant moteur et </w:t>
-            </w:r>
-            <w:r>
-              <w:t>la vitesse</w:t>
-            </w:r>
-            <w:r>
-              <w:t xml:space="preserve"> de rotation du moteur</w:t>
+              <w:t xml:space="preserve"> chacun des essais, relever le courant moteur</w:t>
+            </w:r>
+            <w:r>
+              <w:t xml:space="preserve"> en fonction de l’angle</w:t>
             </w:r>
             <w:r>
               <w:t xml:space="preserve"> (conserver éventuellement les courbes dans un fichier).</w:t>
@@ -531,7 +537,13 @@
               <w:jc w:val="left"/>
             </w:pPr>
             <w:r>
-              <w:t xml:space="preserve">Evaluer la puissance nécessaire au mouvement du </w:t>
+              <w:t xml:space="preserve">Evaluer la </w:t>
+            </w:r>
+            <w:r>
+              <w:t xml:space="preserve">couple moteur nécessaire à l’équilibre </w:t>
+            </w:r>
+            <w:r>
+              <w:t xml:space="preserve">du </w:t>
             </w:r>
             <w:r>
               <w:t>MaxPID</w:t>
@@ -658,6 +670,16 @@
               </w:rPr>
               <w:t>2</w:t>
             </w:r>
+            <w:r>
+              <w:rPr>
+                <w:rFonts w:ascii="Tw Cen MT" w:hAnsi="Tw Cen MT"/>
+                <w:b/>
+                <w:bCs/>
+                <w:sz w:val="22"/>
+                <w:szCs w:val="24"/>
+              </w:rPr>
+              <w:t xml:space="preserve"> [Long]</w:t>
+            </w:r>
           </w:p>
           <w:p>
             <w:pPr>
@@ -687,13 +709,7 @@
               <w:jc w:val="left"/>
             </w:pPr>
             <w:r>
-              <w:t xml:space="preserve">Déterminer, la puissance instantanée requise pour mettre en mouvement le </w:t>
-            </w:r>
-            <w:r>
-              <w:t>MaxPID</w:t>
-            </w:r>
-            <w:r>
-              <w:t xml:space="preserve">. </w:t>
+              <w:t>Proposer une stratégie pour exprimer le couple moteur en fonction des masses et de toute grandeur vous paraissant utile. Vous citerez les hypothèses vous semblant utiles.</w:t>
             </w:r>
           </w:p>
           <w:p>
@@ -707,10 +723,7 @@
               <w:jc w:val="left"/>
             </w:pPr>
             <w:r>
-              <w:t>T</w:t>
-            </w:r>
-            <w:r>
-              <w:t xml:space="preserve">racer, sur un cycle de fonctionnement la puissance instantanée en fonction du temps. </w:t>
+              <w:t>Mettre en œuvre la stratégie.</w:t>
             </w:r>
           </w:p>
         </w:tc>
@@ -822,7 +835,13 @@
               <w:rPr>
                 <w:bCs/>
               </w:rPr>
-              <w:t>Réaliser la comparaison de la puissance mesurée expérimentalement et de la puissance déterminée analytiquement.</w:t>
+              <w:t xml:space="preserve">Réaliser la comparaison </w:t>
+            </w:r>
+            <w:r>
+              <w:rPr>
+                <w:bCs/>
+              </w:rPr>
+              <w:t>entre le couple mesuré et le couple calculé.</w:t>
             </w:r>
           </w:p>
           <w:p>
@@ -1054,15 +1073,7 @@
               <w:jc w:val="left"/>
             </w:pPr>
             <w:r>
-              <w:t xml:space="preserve">Présenter les points clés de la résolution utilisant </w:t>
-            </w:r>
-            <w:proofErr w:type="spellStart"/>
-            <w:r>
-              <w:t>Capytale</w:t>
-            </w:r>
-            <w:proofErr w:type="spellEnd"/>
-            <w:r>
-              <w:t>.</w:t>
+              <w:t>Présenter les points clés de la résolution utilisant Capytale.</w:t>
             </w:r>
           </w:p>
           <w:p>
